--- a/sba_application/04_business_debt_schedule/Business_Debt_Schedule_DRAFT.docx
+++ b/sba_application/04_business_debt_schedule/Business_Debt_Schedule_DRAFT.docx
@@ -50,7 +50,7 @@
           <w:i/>
           <w:sz w:val="21"/>
         </w:rPr>
-        <w:t>Tyler Hospice Hold LLC is a newly formed holding entity (Wyoming, March 18, 2026) and carries no existing business debt prior to this transaction. The Hickory license seller note arises at close and is shown below as proposed closing debt.</w:t>
+        <w:t>Tyler Hospice Hold LLC is a newly formed holding entity and carries no existing business debt prior to this transaction. The Hickory acquisition is paid in full at close from SBA proceeds and the equity injection - there is no seller note or other carried debt. After close, the only business debt is the SBA 7(a) loan itself.</w:t>
       </w:r>
     </w:p>
     <w:p>
@@ -212,121 +212,7 @@
               <w:rPr>
                 <w:sz w:val="19"/>
               </w:rPr>
-              <w:t>Seller (Hickory CHOW) - PROPOSED at close</w:t>
-            </w:r>
-          </w:p>
-        </w:tc>
-        <w:tc>
-          <w:tcPr>
-            <w:tcW w:type="dxa" w:w="1008"/>
-          </w:tcPr>
-          <w:p>
-            <w:r/>
-            <w:r>
-              <w:rPr>
-                <w:sz w:val="19"/>
-              </w:rPr>
-              <w:t>At close</w:t>
-            </w:r>
-          </w:p>
-        </w:tc>
-        <w:tc>
-          <w:tcPr>
-            <w:tcW w:type="dxa" w:w="2304"/>
-          </w:tcPr>
-          <w:p>
-            <w:r/>
-            <w:r>
-              <w:rPr>
-                <w:sz w:val="19"/>
-              </w:rPr>
-              <w:t>Acquire Medicare provider number (CHOW)</w:t>
-            </w:r>
-          </w:p>
-        </w:tc>
-        <w:tc>
-          <w:tcPr>
-            <w:tcW w:type="dxa" w:w="1296"/>
-          </w:tcPr>
-          <w:p>
-            <w:r/>
-            <w:r>
-              <w:rPr>
-                <w:sz w:val="19"/>
-              </w:rPr>
-              <w:t>$300,000</w:t>
-            </w:r>
-          </w:p>
-        </w:tc>
-        <w:tc>
-          <w:tcPr>
-            <w:tcW w:type="dxa" w:w="1296"/>
-          </w:tcPr>
-          <w:p>
-            <w:r/>
-            <w:r>
-              <w:rPr>
-                <w:sz w:val="19"/>
-              </w:rPr>
-              <w:t>$300,000</w:t>
-            </w:r>
-          </w:p>
-        </w:tc>
-        <w:tc>
-          <w:tcPr>
-            <w:tcW w:type="dxa" w:w="720"/>
-          </w:tcPr>
-          <w:p>
-            <w:r/>
-            <w:r>
-              <w:rPr>
-                <w:sz w:val="19"/>
-              </w:rPr>
-              <w:t>6.00%</w:t>
-            </w:r>
-          </w:p>
-        </w:tc>
-        <w:tc>
-          <w:tcPr>
-            <w:tcW w:type="dxa" w:w="1440"/>
-          </w:tcPr>
-          <w:p>
-            <w:r/>
-            <w:r>
-              <w:rPr>
-                <w:sz w:val="19"/>
-              </w:rPr>
-              <w:t>$9,126.58/mo (36 mo)</w:t>
-            </w:r>
-          </w:p>
-        </w:tc>
-        <w:tc>
-          <w:tcPr>
-            <w:tcW w:type="dxa" w:w="2016"/>
-          </w:tcPr>
-          <w:p>
-            <w:r/>
-            <w:r>
-              <w:rPr>
-                <w:sz w:val="19"/>
-              </w:rPr>
-              <w:t>Membership interests / provider number</w:t>
-            </w:r>
-          </w:p>
-        </w:tc>
-      </w:tr>
-      <w:tr>
-        <w:tc>
-          <w:tcPr>
-            <w:tcW w:type="dxa" w:w="2160"/>
-          </w:tcPr>
-          <w:p>
-            <w:r/>
-            <w:r>
-              <w:rPr>
-                <w:sz w:val="19"/>
-              </w:rPr>
-              <w:t>(No other existing business debt)</w:t>
+              <w:t>(No existing or proposed business debt other than the subject SBA 7(a) loan)</w:t>
             </w:r>
           </w:p>
         </w:tc>

--- a/sba_application/04_business_debt_schedule/Business_Debt_Schedule_DRAFT.docx
+++ b/sba_application/04_business_debt_schedule/Business_Debt_Schedule_DRAFT.docx
@@ -20,7 +20,7 @@
           <w:color w:val="606060"/>
           <w:sz w:val="18"/>
         </w:rPr>
-        <w:t>Borrower: Tyler Hospice Hold LLC (dba Azalea Hospice &amp; Palliative Care)</w:t>
+        <w:t>Borrower: Tyler Hospice Hold, LLC (dba Azalea Hospice &amp; Palliative Care)</w:t>
       </w:r>
     </w:p>
     <w:p>
@@ -50,7 +50,7 @@
           <w:i/>
           <w:sz w:val="21"/>
         </w:rPr>
-        <w:t>Tyler Hospice Hold LLC is a newly formed holding entity and carries no existing business debt prior to this transaction. The Hickory acquisition is paid in full at close from SBA proceeds and the equity injection - there is no seller note or other carried debt. After close, the only business debt is the SBA 7(a) loan itself.</w:t>
+        <w:t>Tyler Hospice Hold, LLC is a newly formed holding entity and carries no existing business debt prior to this transaction. The Hickory acquisition is paid in full at close from SBA proceeds and the equity injection - there is no seller note or other carried debt. After close, the only business debt is the SBA 7(a) loan itself.</w:t>
       </w:r>
     </w:p>
     <w:p>
@@ -342,7 +342,7 @@
           <w:i/>
           <w:sz w:val="21"/>
         </w:rPr>
-        <w:t>Tyler Hospice Hold LLC, its owners, and affiliated companies have no prior or outstanding government financing (no PPP, EIDL, or other federal stimulus or government loans). Confirm for each 20%+ owner and affiliate.</w:t>
+        <w:t>Tyler Hospice Hold, LLC, its owners, and affiliated companies have no prior or outstanding government financing (no PPP, EIDL, or other federal stimulus or government loans). Confirm for each 20%+ owner and affiliate.</w:t>
       </w:r>
     </w:p>
     <w:tbl>
@@ -526,7 +526,7 @@
           <w:color w:val="606060"/>
           <w:sz w:val="16"/>
         </w:rPr>
-        <w:t>Prepared for the SBA 7(a) loan application of Tyler Hospice Hold LLC (dba Azalea Hospice &amp; Palliative Care). Confidential.</w:t>
+        <w:t>Prepared for the SBA 7(a) loan application of Tyler Hospice Hold, LLC (dba Azalea Hospice &amp; Palliative Care). Confidential.</w:t>
       </w:r>
     </w:p>
     <w:sectPr>

--- a/sba_application/04_business_debt_schedule/Business_Debt_Schedule_DRAFT.docx
+++ b/sba_application/04_business_debt_schedule/Business_Debt_Schedule_DRAFT.docx
@@ -50,7 +50,7 @@
           <w:i/>
           <w:sz w:val="21"/>
         </w:rPr>
-        <w:t>Tyler Hospice Hold, LLC is a newly formed holding entity and carries no existing business debt prior to this transaction. The Hickory acquisition is paid in full at close from SBA proceeds and the equity injection - there is no seller note or other carried debt. After close, the only business debt is the SBA 7(a) loan itself.</w:t>
+        <w:t>Tyler Hospice Hold, LLC is a newly formed holding entity and carries no existing business debt prior to this transaction. After close, the business carries two debts: the subject SBA 7(a) loan, and a separate bank acquisition term loan that funds the $300,000 Hickory purchase. The bank loan is personally guaranteed by investor James Bullard and is subordinate to the SBA 7(a) loan (intercreditor / subordination agreement and SBA-lender approval required - 'piggyback financing'). It fully amortizes over 3 years, after which only the SBA loan remains.</w:t>
       </w:r>
     </w:p>
     <w:p>
@@ -112,7 +112,7 @@
         </w:tc>
         <w:tc>
           <w:tcPr>
-            <w:tcW w:type="dxa" w:w="2304"/>
+            <w:tcW w:type="dxa" w:w="2016"/>
           </w:tcPr>
           <w:p>
             <w:r/>
@@ -127,7 +127,7 @@
         </w:tc>
         <w:tc>
           <w:tcPr>
-            <w:tcW w:type="dxa" w:w="1296"/>
+            <w:tcW w:type="dxa" w:w="1152"/>
           </w:tcPr>
           <w:p>
             <w:r/>
@@ -142,7 +142,7 @@
         </w:tc>
         <w:tc>
           <w:tcPr>
-            <w:tcW w:type="dxa" w:w="1296"/>
+            <w:tcW w:type="dxa" w:w="1152"/>
           </w:tcPr>
           <w:p>
             <w:r/>
@@ -172,7 +172,7 @@
         </w:tc>
         <w:tc>
           <w:tcPr>
-            <w:tcW w:type="dxa" w:w="1440"/>
+            <w:tcW w:type="dxa" w:w="1296"/>
           </w:tcPr>
           <w:p>
             <w:r/>
@@ -187,7 +187,7 @@
         </w:tc>
         <w:tc>
           <w:tcPr>
-            <w:tcW w:type="dxa" w:w="2016"/>
+            <w:tcW w:type="dxa" w:w="2304"/>
           </w:tcPr>
           <w:p>
             <w:r/>
@@ -212,7 +212,7 @@
               <w:rPr>
                 <w:sz w:val="19"/>
               </w:rPr>
-              <w:t>(No existing or proposed business debt other than the subject SBA 7(a) loan)</w:t>
+              <w:t>SBA 7(a) loan (subject loan)</w:t>
             </w:r>
           </w:p>
         </w:tc>
@@ -226,7 +226,77 @@
               <w:rPr>
                 <w:sz w:val="19"/>
               </w:rPr>
-              <w:t>-</w:t>
+              <w:t>At close</w:t>
+            </w:r>
+          </w:p>
+        </w:tc>
+        <w:tc>
+          <w:tcPr>
+            <w:tcW w:type="dxa" w:w="2016"/>
+          </w:tcPr>
+          <w:p>
+            <w:r/>
+            <w:r>
+              <w:rPr>
+                <w:sz w:val="19"/>
+              </w:rPr>
+              <w:t>Startup + working capital</w:t>
+            </w:r>
+          </w:p>
+        </w:tc>
+        <w:tc>
+          <w:tcPr>
+            <w:tcW w:type="dxa" w:w="1152"/>
+          </w:tcPr>
+          <w:p>
+            <w:r/>
+            <w:r>
+              <w:rPr>
+                <w:sz w:val="19"/>
+              </w:rPr>
+              <w:t>$450,000</w:t>
+            </w:r>
+          </w:p>
+        </w:tc>
+        <w:tc>
+          <w:tcPr>
+            <w:tcW w:type="dxa" w:w="1152"/>
+          </w:tcPr>
+          <w:p>
+            <w:r/>
+            <w:r>
+              <w:rPr>
+                <w:sz w:val="19"/>
+              </w:rPr>
+              <w:t>$450,000</w:t>
+            </w:r>
+          </w:p>
+        </w:tc>
+        <w:tc>
+          <w:tcPr>
+            <w:tcW w:type="dxa" w:w="720"/>
+          </w:tcPr>
+          <w:p>
+            <w:r/>
+            <w:r>
+              <w:rPr>
+                <w:sz w:val="19"/>
+              </w:rPr>
+              <w:t>~10.5%</w:t>
+            </w:r>
+          </w:p>
+        </w:tc>
+        <w:tc>
+          <w:tcPr>
+            <w:tcW w:type="dxa" w:w="1296"/>
+          </w:tcPr>
+          <w:p>
+            <w:r/>
+            <w:r>
+              <w:rPr>
+                <w:sz w:val="19"/>
+              </w:rPr>
+              <w:t>$4,974/mo</w:t>
             </w:r>
           </w:p>
         </w:tc>
@@ -240,7 +310,93 @@
               <w:rPr>
                 <w:sz w:val="19"/>
               </w:rPr>
-              <w:t>-</w:t>
+              <w:t>Blanket lien; corporate guaranty of Hickory; PG of Geoff Schackmann; entity guaranty of Adeline &amp; Lilah, LLC</w:t>
+            </w:r>
+          </w:p>
+        </w:tc>
+      </w:tr>
+      <w:tr>
+        <w:tc>
+          <w:tcPr>
+            <w:tcW w:type="dxa" w:w="2160"/>
+          </w:tcPr>
+          <w:p>
+            <w:r/>
+            <w:r>
+              <w:rPr>
+                <w:sz w:val="19"/>
+              </w:rPr>
+              <w:t>Acquisition term loan - [bank]</w:t>
+            </w:r>
+          </w:p>
+        </w:tc>
+        <w:tc>
+          <w:tcPr>
+            <w:tcW w:type="dxa" w:w="1008"/>
+          </w:tcPr>
+          <w:p>
+            <w:r/>
+            <w:r>
+              <w:rPr>
+                <w:sz w:val="19"/>
+              </w:rPr>
+              <w:t>At close</w:t>
+            </w:r>
+          </w:p>
+        </w:tc>
+        <w:tc>
+          <w:tcPr>
+            <w:tcW w:type="dxa" w:w="2016"/>
+          </w:tcPr>
+          <w:p>
+            <w:r/>
+            <w:r>
+              <w:rPr>
+                <w:sz w:val="19"/>
+              </w:rPr>
+              <w:t>Hickory purchase (100% membership interests)</w:t>
+            </w:r>
+          </w:p>
+        </w:tc>
+        <w:tc>
+          <w:tcPr>
+            <w:tcW w:type="dxa" w:w="1152"/>
+          </w:tcPr>
+          <w:p>
+            <w:r/>
+            <w:r>
+              <w:rPr>
+                <w:sz w:val="19"/>
+              </w:rPr>
+              <w:t>$300,000</w:t>
+            </w:r>
+          </w:p>
+        </w:tc>
+        <w:tc>
+          <w:tcPr>
+            <w:tcW w:type="dxa" w:w="1152"/>
+          </w:tcPr>
+          <w:p>
+            <w:r/>
+            <w:r>
+              <w:rPr>
+                <w:sz w:val="19"/>
+              </w:rPr>
+              <w:t>$300,000</w:t>
+            </w:r>
+          </w:p>
+        </w:tc>
+        <w:tc>
+          <w:tcPr>
+            <w:tcW w:type="dxa" w:w="720"/>
+          </w:tcPr>
+          <w:p>
+            <w:r/>
+            <w:r>
+              <w:rPr>
+                <w:sz w:val="19"/>
+              </w:rPr>
+              <w:t>6%</w:t>
             </w:r>
           </w:p>
         </w:tc>
@@ -254,13 +410,13 @@
               <w:rPr>
                 <w:sz w:val="19"/>
               </w:rPr>
-              <w:t>$0</w:t>
+              <w:t>$9,127/mo (36 mo)</w:t>
             </w:r>
           </w:p>
         </w:tc>
         <w:tc>
           <w:tcPr>
-            <w:tcW w:type="dxa" w:w="1296"/>
+            <w:tcW w:type="dxa" w:w="2304"/>
           </w:tcPr>
           <w:p>
             <w:r/>
@@ -268,54 +424,22 @@
               <w:rPr>
                 <w:sz w:val="19"/>
               </w:rPr>
-              <w:t>$0</w:t>
-            </w:r>
-          </w:p>
-        </w:tc>
-        <w:tc>
-          <w:tcPr>
-            <w:tcW w:type="dxa" w:w="720"/>
-          </w:tcPr>
-          <w:p>
-            <w:r/>
-            <w:r>
-              <w:rPr>
-                <w:sz w:val="19"/>
-              </w:rPr>
-              <w:t>-</w:t>
-            </w:r>
-          </w:p>
-        </w:tc>
-        <w:tc>
-          <w:tcPr>
-            <w:tcW w:type="dxa" w:w="1440"/>
-          </w:tcPr>
-          <w:p>
-            <w:r/>
-            <w:r>
-              <w:rPr>
-                <w:sz w:val="19"/>
-              </w:rPr>
-              <w:t>$0</w:t>
-            </w:r>
-          </w:p>
-        </w:tc>
-        <w:tc>
-          <w:tcPr>
-            <w:tcW w:type="dxa" w:w="2016"/>
-          </w:tcPr>
-          <w:p>
-            <w:r/>
-            <w:r>
-              <w:rPr>
-                <w:sz w:val="19"/>
-              </w:rPr>
-              <w:t>-</w:t>
+              <w:t>Subordinate to SBA; guaranteed by J. Bullard</w:t>
             </w:r>
           </w:p>
         </w:tc>
       </w:tr>
     </w:tbl>
+    <w:p>
+      <w:r>
+        <w:rPr>
+          <w:b w:val="0"/>
+          <w:i/>
+          <w:sz w:val="19"/>
+        </w:rPr>
+        <w:t>Combined debt service in Years 1-3 is ~$169,211/yr ($14,101/mo): SBA $59,692/yr ($4,974/mo) + bank $109,519/yr ($9,127/mo). After Year 3 the bank loan is fully amortized and only the SBA loan remains (~$59,692/yr).</w:t>
+      </w:r>
+    </w:p>
     <w:p>
       <w:r>
         <w:rPr>

--- a/sba_application/04_business_debt_schedule/Business_Debt_Schedule_DRAFT.docx
+++ b/sba_application/04_business_debt_schedule/Business_Debt_Schedule_DRAFT.docx
@@ -310,7 +310,7 @@
               <w:rPr>
                 <w:sz w:val="19"/>
               </w:rPr>
-              <w:t>Blanket lien; corporate guaranty of Hickory; PG of Geoff Schackmann; entity guaranty of Adeline &amp; Lilah, LLC</w:t>
+              <w:t>Blanket lien; corporate guaranty of Hickory; PG of Geoff Schackmann (sole 39.9% owner)</w:t>
             </w:r>
           </w:p>
         </w:tc>
